--- a/por/docx/020.content.docx
+++ b/por/docx/020.content.docx
@@ -19,7 +19,7 @@
         <w:rPr>
           <w:lang w:val="pt_PT" w:bidi="pt_PT"/>
         </w:rPr>
-        <w:t>Resource: Termos Chave (SRV)</w:t>
+        <w:t>Resource: Familiarization, Internalization, Articulation (Fia) Terms</w:t>
       </w:r>
       <w:r>
         <w:rPr>
@@ -39,42 +39,61 @@
           <w:b/>
           <w:lang w:val="pt_PT" w:bidi="pt_PT"/>
         </w:rPr>
-        <w:t>Familiarization, Internalization, Articulation (FIA) Key Terms</w:t>
-      </w:r>
-      <w:r>
-        <w:rPr>
-          <w:lang w:val="pt_PT" w:bidi="pt_PT"/>
-        </w:rPr>
-        <w:t xml:space="preserve"> © 2023 SRV Partners Released under CC BY-SA 4.0 license. </w:t>
-      </w:r>
-      <w:r>
-        <w:rPr>
-          <w:lang w:val="pt_PT" w:bidi="pt_PT"/>
-        </w:rPr>
-        <w:t>Familiarization, Internalization, Articulation (FIA) Key Terms</w:t>
-      </w:r>
-      <w:r>
-        <w:rPr>
-          <w:lang w:val="pt_PT" w:bidi="pt_PT"/>
-        </w:rPr>
-        <w:t xml:space="preserve"> has been adapted in the following languages Tok Pisin, عربي, Français, हिंदी, Bahasa Indonesia, Português, Русский, Español, Kiswahili, 简体中文 from </w:t>
-      </w:r>
-      <w:r>
-        <w:rPr>
-          <w:lang w:val="pt_PT" w:bidi="pt_PT"/>
-        </w:rPr>
-        <w:t>Familiarization, Internalization, Articulation (FIA)</w:t>
-      </w:r>
-      <w:r>
-        <w:rPr>
-          <w:lang w:val="pt_PT" w:bidi="pt_PT"/>
-        </w:rPr>
-        <w:t xml:space="preserve"> © 2023 SRV Partners. Released under CC BY-SA 4.0 license by Mission Mutual</w:t>
-      </w:r>
-      <w:r>
-        <w:rPr>
-          <w:lang w:val="pt_PT" w:bidi="pt_PT"/>
-        </w:rPr>
+        <w:t>Familiarization, Internalization, Articulation (Fia) Terms</w:t>
+      </w:r>
+      <w:r>
+        <w:rPr>
+          <w:lang w:val="pt_PT" w:bidi="pt_PT"/>
+        </w:rPr>
+        <w:t xml:space="preserve"> (Portuguese) is based on: </w:t>
+      </w:r>
+      <w:r>
+        <w:rPr>
+          <w:lang w:val="pt_PT" w:bidi="pt_PT"/>
+        </w:rPr>
+        <w:t>Familiarization, Internalization, Articulation (Fia) Terms</w:t>
+      </w:r>
+      <w:r>
+        <w:rPr>
+          <w:lang w:val="pt_PT" w:bidi="pt_PT"/>
+        </w:rPr>
+        <w:t xml:space="preserve">, </w:t>
+      </w:r>
+      <w:hyperlink r:id="rId13">
+        <w:r>
+          <w:rPr>
+            <w:lang w:val="pt_PT" w:bidi="pt_PT"/>
+          </w:rPr>
+          <w:rPr>
+            <w:color w:val="0000EE"/>
+            <w:u w:val="single"/>
+          </w:rPr>
+          <w:t>SRV Partners</w:t>
+        </w:r>
+      </w:hyperlink>
+      <w:r>
+        <w:rPr>
+          <w:lang w:val="pt_PT" w:bidi="pt_PT"/>
+        </w:rPr>
+        <w:t xml:space="preserve">, 2023, which is licensed under a </w:t>
+      </w:r>
+      <w:hyperlink r:id="rId14">
+        <w:r>
+          <w:rPr>
+            <w:lang w:val="pt_PT" w:bidi="pt_PT"/>
+          </w:rPr>
+          <w:rPr>
+            <w:color w:val="0000EE"/>
+            <w:u w:val="single"/>
+          </w:rPr>
+          <w:t>CC BY-SA 4.0 license</w:t>
+        </w:r>
+      </w:hyperlink>
+      <w:r>
+        <w:rPr>
+          <w:lang w:val="pt_PT" w:bidi="pt_PT"/>
+        </w:rPr>
+        <w:t>.</w:t>
       </w:r>
       <w:r>
         <w:rPr>
@@ -83,6 +102,30 @@
       </w:r>
     </w:p>
     <w:p>
+      <w:pPr/>
+      <w:r>
+        <w:rPr>
+          <w:lang w:val="pt_PT" w:bidi="pt_PT"/>
+        </w:rPr>
+      </w:r>
+      <w:r>
+        <w:rPr>
+          <w:lang w:val="pt_PT" w:bidi="pt_PT"/>
+        </w:rPr>
+        <w:t>This PDF version is provided under the same license.</w:t>
+      </w:r>
+      <w:r>
+        <w:rPr>
+          <w:lang w:val="pt_PT" w:bidi="pt_PT"/>
+        </w:rPr>
+      </w:r>
+      <w:r>
+        <w:rPr>
+          <w:lang w:val="pt_PT" w:bidi="pt_PT"/>
+        </w:rPr>
+      </w:r>
+    </w:p>
+    <w:p>
       <w:pPr>
         <w:pStyle w:val="Heading1"/>
       </w:pPr>
@@ -90,7 +133,7 @@
         <w:rPr>
           <w:lang w:val="pt_PT" w:bidi="pt_PT"/>
         </w:rPr>
-        <w:t>Termos Chave (SRV)</w:t>
+        <w:t>Familiarization, Internalization, Articulation (Fia) Terms</w:t>
       </w:r>
     </w:p>
     <w:p>
@@ -127,7 +170,7 @@
         <w:rPr>
           <w:lang w:val="pt_PT" w:bidi="pt_PT"/>
         </w:rPr>
-        <w:t>V</w:t>
+        <w:t>U</w:t>
       </w:r>
       <w:r>
         <w:rPr>
@@ -190,7 +233,7 @@
         <w:rPr>
           <w:lang w:val="pt_PT" w:bidi="pt_PT"/>
         </w:rPr>
-        <w:t>vida eterna</w:t>
+        <w:t>ungir</w:t>
       </w:r>
       <w:r>
         <w:rPr>
@@ -210,25 +253,13 @@
           <w:b/>
           <w:lang w:val="pt_PT" w:bidi="pt_PT"/>
         </w:rPr>
-        <w:t>Vida eterna</w:t>
-      </w:r>
-      <w:r>
-        <w:rPr>
-          <w:lang w:val="pt_PT" w:bidi="pt_PT"/>
-        </w:rPr>
-        <w:t xml:space="preserve"> significa uma vida com Deus que nunca terminará. A vida eterna é o presente que Deus dá a seus filhos se eles </w:t>
-      </w:r>
-      <w:r>
-        <w:rPr>
-          <w:lang w:val="pt_PT" w:bidi="pt_PT"/>
-        </w:rPr>
-        <w:t>acreditam</w:t>
-      </w:r>
-      <w:r>
-        <w:rPr>
-          <w:lang w:val="pt_PT" w:bidi="pt_PT"/>
-        </w:rPr>
-        <w:t xml:space="preserve"> nele. Não é algo que as pessoas podem obter se elas trabalham duro o suficiente, ou se elas realizam rituais suficientes. Quando uma pessoa coloca sua confiança em Jesus, Deus dá esse presente a ela.</w:t>
+        <w:t>Ungir</w:t>
+      </w:r>
+      <w:r>
+        <w:rPr>
+          <w:lang w:val="pt_PT" w:bidi="pt_PT"/>
+        </w:rPr>
+        <w:t xml:space="preserve"> alguém significa derramar óleo de cheiro doce sobre alguém. Você também pode ungir um objeto.</w:t>
       </w:r>
     </w:p>
     <w:p>
@@ -242,41 +273,151 @@
         <w:rPr>
           <w:lang w:val="pt_PT" w:bidi="pt_PT"/>
         </w:rPr>
-        <w:t xml:space="preserve">A vida eterna é uma vida muito melhor e mais rica do que a vida comum. Sem esse presente da vida eterna, podemos viver e respirar, mas isso é apenas vida física, e ela terminará assim que morremos. Mas a vida eterna que Deus nos dá nunca terminará! Ela começa agora, mudando-nos e tornando possível para nós vivermos em um </w:t>
-      </w:r>
-      <w:r>
-        <w:rPr>
-          <w:lang w:val="pt_PT" w:bidi="pt_PT"/>
-        </w:rPr>
-        <w:t>relacionamento</w:t>
-      </w:r>
-      <w:r>
-        <w:rPr>
-          <w:lang w:val="pt_PT" w:bidi="pt_PT"/>
-        </w:rPr>
-        <w:t xml:space="preserve"> próximo com Deus. Quando Jesus voltar e estabelecer seu </w:t>
-      </w:r>
-      <w:r>
-        <w:rPr>
-          <w:lang w:val="pt_PT" w:bidi="pt_PT"/>
-        </w:rPr>
-        <w:t>reino</w:t>
-      </w:r>
-      <w:r>
-        <w:rPr>
-          <w:lang w:val="pt_PT" w:bidi="pt_PT"/>
-        </w:rPr>
-        <w:t xml:space="preserve"> para sempre, também viveremos com ele para sempre. Esse é o presente de Deus: a vida no futuro, e a vida real já agora!</w:t>
-      </w:r>
-      <w:r>
-        <w:rPr>
-          <w:lang w:val="pt_PT" w:bidi="pt_PT"/>
-        </w:rPr>
-      </w:r>
-      <w:r>
-        <w:rPr>
-          <w:lang w:val="pt_PT" w:bidi="pt_PT"/>
-        </w:rPr>
+        <w:t xml:space="preserve">No Antigo Testamento, antes que Deus desse a alguém uma tarefa especial, ele instruiria outra pessoa a derramar óleo sobre a cabeça dessa pessoa. O óleo era um símbolo para o </w:t>
+      </w:r>
+      <w:hyperlink r:id="rId15">
+        <w:r>
+          <w:rPr>
+            <w:lang w:val="pt_PT" w:bidi="pt_PT"/>
+          </w:rPr>
+          <w:rPr>
+            <w:color w:val="0000EE"/>
+            <w:u w:val="single"/>
+          </w:rPr>
+          <w:t>Espírito Santo de Deus</w:t>
+        </w:r>
+      </w:hyperlink>
+      <w:r>
+        <w:rPr>
+          <w:lang w:val="pt_PT" w:bidi="pt_PT"/>
+        </w:rPr>
+        <w:t xml:space="preserve">. Esse ritual deixava claro que Deus havia separado essa pessoa para um propósito especial. Também deixava claro que Deus estava dando </w:t>
+      </w:r>
+      <w:hyperlink r:id="rId16">
+        <w:r>
+          <w:rPr>
+            <w:lang w:val="pt_PT" w:bidi="pt_PT"/>
+          </w:rPr>
+          <w:rPr>
+            <w:color w:val="0000EE"/>
+            <w:u w:val="single"/>
+          </w:rPr>
+          <w:t>autoridade</w:t>
+        </w:r>
+      </w:hyperlink>
+      <w:r>
+        <w:rPr>
+          <w:lang w:val="pt_PT" w:bidi="pt_PT"/>
+        </w:rPr>
+        <w:t xml:space="preserve"> especial a essa pessoa. A pessoa era então chamada de “ungida”. Por exemplo, Deus disse a Samuel para ungir </w:t>
+      </w:r>
+      <w:hyperlink r:id="rId17">
+        <w:r>
+          <w:rPr>
+            <w:lang w:val="pt_PT" w:bidi="pt_PT"/>
+          </w:rPr>
+          <w:rPr>
+            <w:color w:val="0000EE"/>
+            <w:u w:val="single"/>
+          </w:rPr>
+          <w:t>Davi</w:t>
+        </w:r>
+      </w:hyperlink>
+      <w:r>
+        <w:rPr>
+          <w:lang w:val="pt_PT" w:bidi="pt_PT"/>
+        </w:rPr>
+        <w:t xml:space="preserve"> como </w:t>
+      </w:r>
+      <w:hyperlink r:id="rId18">
+        <w:r>
+          <w:rPr>
+            <w:lang w:val="pt_PT" w:bidi="pt_PT"/>
+          </w:rPr>
+          <w:rPr>
+            <w:color w:val="0000EE"/>
+            <w:u w:val="single"/>
+          </w:rPr>
+          <w:t>rei</w:t>
+        </w:r>
+      </w:hyperlink>
+      <w:r>
+        <w:rPr>
+          <w:lang w:val="pt_PT" w:bidi="pt_PT"/>
+        </w:rPr>
+        <w:t xml:space="preserve"> de </w:t>
+      </w:r>
+      <w:hyperlink r:id="rId19">
+        <w:r>
+          <w:rPr>
+            <w:lang w:val="pt_PT" w:bidi="pt_PT"/>
+          </w:rPr>
+          <w:rPr>
+            <w:color w:val="0000EE"/>
+            <w:u w:val="single"/>
+          </w:rPr>
+          <w:t>Israel</w:t>
+        </w:r>
+      </w:hyperlink>
+      <w:r>
+        <w:rPr>
+          <w:lang w:val="pt_PT" w:bidi="pt_PT"/>
+        </w:rPr>
+        <w:t xml:space="preserve">. Deus disse a Moisés para ungir Arão como </w:t>
+      </w:r>
+      <w:hyperlink r:id="rId20">
+        <w:r>
+          <w:rPr>
+            <w:lang w:val="pt_PT" w:bidi="pt_PT"/>
+          </w:rPr>
+          <w:rPr>
+            <w:color w:val="0000EE"/>
+            <w:u w:val="single"/>
+          </w:rPr>
+          <w:t>sumo sacerdote</w:t>
+        </w:r>
+      </w:hyperlink>
+      <w:r>
+        <w:rPr>
+          <w:lang w:val="pt_PT" w:bidi="pt_PT"/>
+        </w:rPr>
+        <w:t xml:space="preserve">. E Deus disse ao profeta </w:t>
+      </w:r>
+      <w:hyperlink r:id="rId21">
+        <w:r>
+          <w:rPr>
+            <w:lang w:val="pt_PT" w:bidi="pt_PT"/>
+          </w:rPr>
+          <w:rPr>
+            <w:color w:val="0000EE"/>
+            <w:u w:val="single"/>
+          </w:rPr>
+          <w:t>Elias</w:t>
+        </w:r>
+      </w:hyperlink>
+      <w:r>
+        <w:rPr>
+          <w:lang w:val="pt_PT" w:bidi="pt_PT"/>
+        </w:rPr>
+        <w:t xml:space="preserve"> para ungir Eliseu como </w:t>
+      </w:r>
+      <w:hyperlink r:id="rId22">
+        <w:r>
+          <w:rPr>
+            <w:lang w:val="pt_PT" w:bidi="pt_PT"/>
+          </w:rPr>
+          <w:rPr>
+            <w:color w:val="0000EE"/>
+            <w:u w:val="single"/>
+          </w:rPr>
+          <w:t>profeta</w:t>
+        </w:r>
+      </w:hyperlink>
+      <w:r>
+        <w:rPr>
+          <w:lang w:val="pt_PT" w:bidi="pt_PT"/>
+        </w:rPr>
+        <w:t xml:space="preserve"> para suceder Elias.</w:t>
       </w:r>
     </w:p>
     <w:p>
@@ -286,21 +427,11 @@
           <w:lang w:val="pt_PT" w:bidi="pt_PT"/>
         </w:rPr>
       </w:r>
-    </w:p>
-    <w:p>
-      <w:pPr>
-        <w:pStyle w:val="Heading2"/>
-      </w:pPr>
-      <w:r>
-        <w:rPr>
-          <w:lang w:val="pt_PT" w:bidi="pt_PT"/>
-        </w:rPr>
-        <w:t>vinha</w:t>
-      </w:r>
-      <w:r>
-        <w:rPr>
-          <w:lang w:val="pt_PT" w:bidi="pt_PT"/>
-        </w:rPr>
+      <w:r>
+        <w:rPr>
+          <w:lang w:val="pt_PT" w:bidi="pt_PT"/>
+        </w:rPr>
+        <w:t>Mais tarde, a palavra “ungido” também era usada para pessoas a quem Deus havia nomeado para uma tarefa especial, mesmo que não tivesse havido um ritual que envolvia o derramamento de óleo. Jesus é chamado de “o ungido”, porque Deus o selecionou para uma tarefa muito especial.</w:t>
       </w:r>
     </w:p>
     <w:p>
@@ -314,70 +445,43 @@
         <w:rPr>
           <w:lang w:val="pt_PT" w:bidi="pt_PT"/>
         </w:rPr>
-        <w:t xml:space="preserve">Uma </w:t>
-      </w:r>
-      <w:r>
-        <w:rPr>
-          <w:b/>
-          <w:lang w:val="pt_PT" w:bidi="pt_PT"/>
-        </w:rPr>
-        <w:t>vinha</w:t>
-      </w:r>
-      <w:r>
-        <w:rPr>
-          <w:lang w:val="pt_PT" w:bidi="pt_PT"/>
-        </w:rPr>
-        <w:t xml:space="preserve"> é um jardim onde as pessoas cultivam uvas. As uvas são uma fruta macia e suculenta que cresce em uma árvore chamada videira. As pessoas comem uvas frescas, ou as secam ao sol. Uma vez que elas são secas, elas são chamadas de </w:t>
-      </w:r>
-      <w:r>
-        <w:rPr>
-          <w:b/>
-          <w:lang w:val="pt_PT" w:bidi="pt_PT"/>
-        </w:rPr>
-        <w:t>passas</w:t>
-      </w:r>
-      <w:r>
-        <w:rPr>
-          <w:lang w:val="pt_PT" w:bidi="pt_PT"/>
-        </w:rPr>
-        <w:t xml:space="preserve"> e podem ser mantidas por um longo tempo. As pessoas também extraem o suco das uvas para fazer uma bebida alcoólica chamada </w:t>
-      </w:r>
-      <w:r>
-        <w:rPr>
-          <w:b/>
-          <w:lang w:val="pt_PT" w:bidi="pt_PT"/>
-        </w:rPr>
-        <w:t>vinho</w:t>
-      </w:r>
-      <w:r>
-        <w:rPr>
-          <w:lang w:val="pt_PT" w:bidi="pt_PT"/>
-        </w:rPr>
-        <w:t xml:space="preserve">. As uvas são muito comuns em </w:t>
-      </w:r>
-      <w:r>
-        <w:rPr>
-          <w:lang w:val="pt_PT" w:bidi="pt_PT"/>
-        </w:rPr>
-        <w:t>Israel</w:t>
-      </w:r>
-      <w:r>
-        <w:rPr>
-          <w:lang w:val="pt_PT" w:bidi="pt_PT"/>
-        </w:rPr>
-        <w:t xml:space="preserve">, e o </w:t>
-      </w:r>
-      <w:r>
-        <w:rPr>
-          <w:lang w:val="pt_PT" w:bidi="pt_PT"/>
-        </w:rPr>
-        <w:t>vinho</w:t>
-      </w:r>
-      <w:r>
-        <w:rPr>
-          <w:lang w:val="pt_PT" w:bidi="pt_PT"/>
-        </w:rPr>
-        <w:t xml:space="preserve"> — geralmente diluído com água — era uma bebida comum.</w:t>
+        <w:t xml:space="preserve">As pessoas também poderiam ungir objetos. Os </w:t>
+      </w:r>
+      <w:hyperlink r:id="rId23">
+        <w:r>
+          <w:rPr>
+            <w:lang w:val="pt_PT" w:bidi="pt_PT"/>
+          </w:rPr>
+          <w:rPr>
+            <w:color w:val="0000EE"/>
+            <w:u w:val="single"/>
+          </w:rPr>
+          <w:t>sacerdotes</w:t>
+        </w:r>
+      </w:hyperlink>
+      <w:r>
+        <w:rPr>
+          <w:lang w:val="pt_PT" w:bidi="pt_PT"/>
+        </w:rPr>
+        <w:t xml:space="preserve"> ungiam os objetos que eram usados no </w:t>
+      </w:r>
+      <w:hyperlink r:id="rId24">
+        <w:r>
+          <w:rPr>
+            <w:lang w:val="pt_PT" w:bidi="pt_PT"/>
+          </w:rPr>
+          <w:rPr>
+            <w:color w:val="0000EE"/>
+            <w:u w:val="single"/>
+          </w:rPr>
+          <w:t>templo</w:t>
+        </w:r>
+      </w:hyperlink>
+      <w:r>
+        <w:rPr>
+          <w:lang w:val="pt_PT" w:bidi="pt_PT"/>
+        </w:rPr>
+        <w:t xml:space="preserve"> com óleo para deixar claro que eles agora tinham um propósito especial. Esses objetos agora pertenciam a Deus; eles eram sagrados.</w:t>
       </w:r>
     </w:p>
     <w:p>
@@ -391,19 +495,43 @@
         <w:rPr>
           <w:lang w:val="pt_PT" w:bidi="pt_PT"/>
         </w:rPr>
-        <w:t xml:space="preserve">Uma vinha geralmente tinha uma parede em torno dela para que os animais selvagens ou ladrões não pudessem entrar no jardim. As pessoas faziam essa parede de rochas ou arbustos espinhosos. Dentro da vinha havia uma cabana para o vigia. Essa cabana era um pouco mais alta do que o resto do jardim para que o vigia pudesse olhar para o jardim. Isso era chamado de </w:t>
-      </w:r>
-      <w:r>
-        <w:rPr>
-          <w:lang w:val="pt_PT" w:bidi="pt_PT"/>
-        </w:rPr>
-        <w:t>torre de vigia</w:t>
-      </w:r>
-      <w:r>
-        <w:rPr>
-          <w:lang w:val="pt_PT" w:bidi="pt_PT"/>
-        </w:rPr>
-        <w:t>.</w:t>
+        <w:t xml:space="preserve">O povo </w:t>
+      </w:r>
+      <w:hyperlink r:id="rId25">
+        <w:r>
+          <w:rPr>
+            <w:lang w:val="pt_PT" w:bidi="pt_PT"/>
+          </w:rPr>
+          <w:rPr>
+            <w:color w:val="0000EE"/>
+            <w:u w:val="single"/>
+          </w:rPr>
+          <w:t>judeu</w:t>
+        </w:r>
+      </w:hyperlink>
+      <w:r>
+        <w:rPr>
+          <w:lang w:val="pt_PT" w:bidi="pt_PT"/>
+        </w:rPr>
+        <w:t xml:space="preserve"> também usava a unção como uma atividade diária que não tinha significado especial. Eles usavam óleo de cheiro doce para cuidar de sua pele e seus cabelos. Jesus disse ao povo que, se eles </w:t>
+      </w:r>
+      <w:hyperlink r:id="rId26">
+        <w:r>
+          <w:rPr>
+            <w:lang w:val="pt_PT" w:bidi="pt_PT"/>
+          </w:rPr>
+          <w:rPr>
+            <w:color w:val="0000EE"/>
+            <w:u w:val="single"/>
+          </w:rPr>
+          <w:t>jejuassem</w:t>
+        </w:r>
+      </w:hyperlink>
+      <w:r>
+        <w:rPr>
+          <w:lang w:val="pt_PT" w:bidi="pt_PT"/>
+        </w:rPr>
+        <w:t>, eles deveriam se ungir assim como eles o faziam todos os dias, em vez de se fazer parecer descuidados para que outras pessoas pudessem pensar: “Essas pessoas estão jejuando, que impressionante!”</w:t>
       </w:r>
     </w:p>
     <w:p>
@@ -417,19 +545,25 @@
         <w:rPr>
           <w:lang w:val="pt_PT" w:bidi="pt_PT"/>
         </w:rPr>
-        <w:t xml:space="preserve">Havia também um </w:t>
-      </w:r>
-      <w:r>
-        <w:rPr>
-          <w:lang w:val="pt_PT" w:bidi="pt_PT"/>
-        </w:rPr>
-        <w:t>lagar</w:t>
-      </w:r>
-      <w:r>
-        <w:rPr>
-          <w:lang w:val="pt_PT" w:bidi="pt_PT"/>
-        </w:rPr>
-        <w:t xml:space="preserve"> (ou prensa de vinho). Um lagar é um pedaço plano de pedra com uma borda em torno dele. As pessoas derramam as uvas sobre essa pedra e então elas pisam as uvas com os pés. Isso espremeria o suco das uvas. O suco fluiria para um recipiente chamado cuba de vinho. Outra maneira de tirar o suco era rolando uma pedra pesada sobre as uvas.</w:t>
+        <w:t xml:space="preserve">As pessoas também colocam algum óleo nos convidados para mostrar a eles que eles eram bem-vindos e honrados. Há duas histórias nos </w:t>
+      </w:r>
+      <w:hyperlink r:id="rId27">
+        <w:r>
+          <w:rPr>
+            <w:lang w:val="pt_PT" w:bidi="pt_PT"/>
+          </w:rPr>
+          <w:rPr>
+            <w:color w:val="0000EE"/>
+            <w:u w:val="single"/>
+          </w:rPr>
+          <w:t>Evangelhos</w:t>
+        </w:r>
+      </w:hyperlink>
+      <w:r>
+        <w:rPr>
+          <w:lang w:val="pt_PT" w:bidi="pt_PT"/>
+        </w:rPr>
+        <w:t xml:space="preserve"> de mulheres colocando óleo nos pés de Jesus para honrá-lo.</w:t>
       </w:r>
     </w:p>
     <w:p>
@@ -443,31 +577,25 @@
         <w:rPr>
           <w:lang w:val="pt_PT" w:bidi="pt_PT"/>
         </w:rPr>
-        <w:t xml:space="preserve">As vinhas eram tão comuns em Israel que muitas vezes as encontramos em linguagem ilustrada. No Antigo Testamento, Deus às vezes comparou o povo de Israel com uma vinha, ou com uma videira. Jesus contou várias </w:t>
-      </w:r>
-      <w:r>
-        <w:rPr>
-          <w:lang w:val="pt_PT" w:bidi="pt_PT"/>
-        </w:rPr>
-        <w:t>parábolas</w:t>
-      </w:r>
-      <w:r>
-        <w:rPr>
-          <w:lang w:val="pt_PT" w:bidi="pt_PT"/>
-        </w:rPr>
-        <w:t xml:space="preserve"> nas quais ele usou algo relacionado a uma videira, uma vinha, ou ao vinho, para explicar algo sobre o </w:t>
-      </w:r>
-      <w:r>
-        <w:rPr>
-          <w:lang w:val="pt_PT" w:bidi="pt_PT"/>
-        </w:rPr>
-        <w:t>reino de Deus</w:t>
-      </w:r>
-      <w:r>
-        <w:rPr>
-          <w:lang w:val="pt_PT" w:bidi="pt_PT"/>
-        </w:rPr>
-        <w:t>.</w:t>
+        <w:t xml:space="preserve">O povo judeu também ungia o corpo de uma pessoa após sua morte. Depois que Jesus morreu, as mulheres levaram óleo de cheiro doce para o </w:t>
+      </w:r>
+      <w:hyperlink r:id="rId28">
+        <w:r>
+          <w:rPr>
+            <w:lang w:val="pt_PT" w:bidi="pt_PT"/>
+          </w:rPr>
+          <w:rPr>
+            <w:color w:val="0000EE"/>
+            <w:u w:val="single"/>
+          </w:rPr>
+          <w:t>túmulo</w:t>
+        </w:r>
+      </w:hyperlink>
+      <w:r>
+        <w:rPr>
+          <w:lang w:val="pt_PT" w:bidi="pt_PT"/>
+        </w:rPr>
+        <w:t xml:space="preserve"> para ungir o corpo de Jesus.</w:t>
       </w:r>
     </w:p>
     <w:p>
@@ -481,7 +609,573 @@
         <w:rPr>
           <w:lang w:val="pt_PT" w:bidi="pt_PT"/>
         </w:rPr>
-        <w:t>Você poderia olhar para as imagens de uma vinha no dicionário bíblico em vídeo.</w:t>
+        <w:t xml:space="preserve">No Novo Testamento, os primeiros </w:t>
+      </w:r>
+      <w:hyperlink r:id="rId29">
+        <w:r>
+          <w:rPr>
+            <w:lang w:val="pt_PT" w:bidi="pt_PT"/>
+          </w:rPr>
+          <w:rPr>
+            <w:color w:val="0000EE"/>
+            <w:u w:val="single"/>
+          </w:rPr>
+          <w:t>cristãos</w:t>
+        </w:r>
+      </w:hyperlink>
+      <w:r>
+        <w:rPr>
+          <w:lang w:val="pt_PT" w:bidi="pt_PT"/>
+        </w:rPr>
+        <w:t xml:space="preserve"> às vezes usavam óleo junto com </w:t>
+      </w:r>
+      <w:hyperlink r:id="rId30">
+        <w:r>
+          <w:rPr>
+            <w:lang w:val="pt_PT" w:bidi="pt_PT"/>
+          </w:rPr>
+          <w:rPr>
+            <w:color w:val="0000EE"/>
+            <w:u w:val="single"/>
+          </w:rPr>
+          <w:t>oração</w:t>
+        </w:r>
+      </w:hyperlink>
+      <w:r>
+        <w:rPr>
+          <w:lang w:val="pt_PT" w:bidi="pt_PT"/>
+        </w:rPr>
+        <w:t xml:space="preserve">, se alguém estivesse doente. O </w:t>
+      </w:r>
+      <w:hyperlink r:id="rId31">
+        <w:r>
+          <w:rPr>
+            <w:lang w:val="pt_PT" w:bidi="pt_PT"/>
+          </w:rPr>
+          <w:rPr>
+            <w:color w:val="0000EE"/>
+            <w:u w:val="single"/>
+          </w:rPr>
+          <w:t>apóstolo</w:t>
+        </w:r>
+      </w:hyperlink>
+      <w:r>
+        <w:rPr>
+          <w:lang w:val="pt_PT" w:bidi="pt_PT"/>
+        </w:rPr>
+        <w:t xml:space="preserve"> </w:t>
+      </w:r>
+      <w:hyperlink r:id="rId32">
+        <w:r>
+          <w:rPr>
+            <w:lang w:val="pt_PT" w:bidi="pt_PT"/>
+          </w:rPr>
+          <w:rPr>
+            <w:color w:val="0000EE"/>
+            <w:u w:val="single"/>
+          </w:rPr>
+          <w:t>Tiago</w:t>
+        </w:r>
+      </w:hyperlink>
+      <w:r>
+        <w:rPr>
+          <w:lang w:val="pt_PT" w:bidi="pt_PT"/>
+        </w:rPr>
+        <w:t xml:space="preserve">, em sua carta, diz que, se alguém está doente, os outros </w:t>
+      </w:r>
+      <w:hyperlink r:id="rId33">
+        <w:r>
+          <w:rPr>
+            <w:lang w:val="pt_PT" w:bidi="pt_PT"/>
+          </w:rPr>
+          <w:rPr>
+            <w:color w:val="0000EE"/>
+            <w:u w:val="single"/>
+          </w:rPr>
+          <w:t>crentes</w:t>
+        </w:r>
+      </w:hyperlink>
+      <w:r>
+        <w:rPr>
+          <w:lang w:val="pt_PT" w:bidi="pt_PT"/>
+        </w:rPr>
+        <w:t xml:space="preserve"> devem orar pela pessoa e ungir a pessoa com óleo. Isso não era porque o óleo tinha qualquer poder especial, mas porque era um símbolo da presença de Deus.</w:t>
+      </w:r>
+      <w:r>
+        <w:rPr>
+          <w:lang w:val="pt_PT" w:bidi="pt_PT"/>
+        </w:rPr>
+      </w:r>
+      <w:r>
+        <w:rPr>
+          <w:lang w:val="pt_PT" w:bidi="pt_PT"/>
+        </w:rPr>
+      </w:r>
+    </w:p>
+    <w:p>
+      <w:pPr/>
+      <w:r>
+        <w:rPr>
+          <w:lang w:val="pt_PT" w:bidi="pt_PT"/>
+        </w:rPr>
+      </w:r>
+    </w:p>
+    <w:p>
+      <w:pPr>
+        <w:pStyle w:val="Heading2"/>
+      </w:pPr>
+      <w:r>
+        <w:rPr>
+          <w:lang w:val="pt_PT" w:bidi="pt_PT"/>
+        </w:rPr>
+        <w:t>ungir</w:t>
+      </w:r>
+      <w:r>
+        <w:rPr>
+          <w:lang w:val="pt_PT" w:bidi="pt_PT"/>
+        </w:rPr>
+      </w:r>
+    </w:p>
+    <w:p>
+      <w:pPr>
+        <w:pStyle w:val="Heading4"/>
+      </w:pPr>
+      <w:r>
+        <w:rPr>
+          <w:lang w:val="pt_PT" w:bidi="pt_PT"/>
+        </w:rPr>
+        <w:t>Audio Content</w:t>
+      </w:r>
+      <w:r>
+        <w:rPr>
+          <w:lang w:val="pt_PT" w:bidi="pt_PT"/>
+        </w:rPr>
+      </w:r>
+    </w:p>
+    <w:p>
+      <w:pPr/>
+      <w:r>
+        <w:rPr>
+          <w:lang w:val="pt_PT" w:bidi="pt_PT"/>
+        </w:rPr>
+      </w:r>
+      <w:hyperlink r:id="rId34">
+        <w:r>
+          <w:rPr>
+            <w:lang w:val="pt_PT" w:bidi="pt_PT"/>
+          </w:rPr>
+          <w:rPr>
+            <w:color w:val="0000EE"/>
+            <w:u w:val="single"/>
+          </w:rPr>
+          <w:t>mp3 file</w:t>
+        </w:r>
+      </w:hyperlink>
+      <w:r>
+        <w:rPr>
+          <w:lang w:val="pt_PT" w:bidi="pt_PT"/>
+        </w:rPr>
+        <w:t xml:space="preserve"> (None KB)</w:t>
+      </w:r>
+      <w:r>
+        <w:rPr>
+          <w:lang w:val="pt_PT" w:bidi="pt_PT"/>
+        </w:rPr>
+      </w:r>
+      <w:r>
+        <w:rPr>
+          <w:lang w:val="pt_PT" w:bidi="pt_PT"/>
+        </w:rPr>
+      </w:r>
+    </w:p>
+    <w:p>
+      <w:pPr/>
+      <w:r>
+        <w:rPr>
+          <w:lang w:val="pt_PT" w:bidi="pt_PT"/>
+        </w:rPr>
+      </w:r>
+    </w:p>
+    <w:p>
+      <w:pPr>
+        <w:pStyle w:val="Heading2"/>
+      </w:pPr>
+      <w:r>
+        <w:rPr>
+          <w:lang w:val="pt_PT" w:bidi="pt_PT"/>
+        </w:rPr>
+        <w:t>ungir</w:t>
+      </w:r>
+      <w:r>
+        <w:rPr>
+          <w:lang w:val="pt_PT" w:bidi="pt_PT"/>
+        </w:rPr>
+      </w:r>
+    </w:p>
+    <w:p>
+      <w:pPr/>
+      <w:r>
+        <w:rPr>
+          <w:lang w:val="pt_PT" w:bidi="pt_PT"/>
+        </w:rPr>
+      </w:r>
+      <w:r>
+        <w:rPr>
+          <w:lang w:val="pt_PT" w:bidi="pt_PT"/>
+        </w:rPr>
+        <w:t xml:space="preserve">As pessoas </w:t>
+      </w:r>
+      <w:r>
+        <w:rPr>
+          <w:b/>
+          <w:lang w:val="pt_PT" w:bidi="pt_PT"/>
+        </w:rPr>
+        <w:t>ungiam</w:t>
+      </w:r>
+      <w:r>
+        <w:rPr>
+          <w:lang w:val="pt_PT" w:bidi="pt_PT"/>
+        </w:rPr>
+        <w:t xml:space="preserve"> corpos mortos para mostrar às pessoas honra e para ajudar os corpos em decomposição a cheirarem melhor. As mulheres misturavam especiarias de cheiro doce com óleo e passavam isso no pano ou corpo da pessoa morta.</w:t>
+      </w:r>
+      <w:r>
+        <w:rPr>
+          <w:lang w:val="pt_PT" w:bidi="pt_PT"/>
+        </w:rPr>
+      </w:r>
+      <w:r>
+        <w:rPr>
+          <w:lang w:val="pt_PT" w:bidi="pt_PT"/>
+        </w:rPr>
+      </w:r>
+    </w:p>
+    <w:p>
+      <w:pPr/>
+      <w:r>
+        <w:rPr>
+          <w:lang w:val="pt_PT" w:bidi="pt_PT"/>
+        </w:rPr>
+      </w:r>
+    </w:p>
+    <w:p>
+      <w:pPr>
+        <w:pStyle w:val="Heading2"/>
+      </w:pPr>
+      <w:r>
+        <w:rPr>
+          <w:lang w:val="pt_PT" w:bidi="pt_PT"/>
+        </w:rPr>
+        <w:t>ungir</w:t>
+      </w:r>
+      <w:r>
+        <w:rPr>
+          <w:lang w:val="pt_PT" w:bidi="pt_PT"/>
+        </w:rPr>
+      </w:r>
+    </w:p>
+    <w:p>
+      <w:pPr>
+        <w:pStyle w:val="Heading4"/>
+      </w:pPr>
+      <w:r>
+        <w:rPr>
+          <w:lang w:val="pt_PT" w:bidi="pt_PT"/>
+        </w:rPr>
+        <w:t>Audio Content</w:t>
+      </w:r>
+      <w:r>
+        <w:rPr>
+          <w:lang w:val="pt_PT" w:bidi="pt_PT"/>
+        </w:rPr>
+      </w:r>
+    </w:p>
+    <w:p>
+      <w:pPr/>
+      <w:r>
+        <w:rPr>
+          <w:lang w:val="pt_PT" w:bidi="pt_PT"/>
+        </w:rPr>
+      </w:r>
+      <w:hyperlink r:id="rId34">
+        <w:r>
+          <w:rPr>
+            <w:lang w:val="pt_PT" w:bidi="pt_PT"/>
+          </w:rPr>
+          <w:rPr>
+            <w:color w:val="0000EE"/>
+            <w:u w:val="single"/>
+          </w:rPr>
+          <w:t>mp3 file</w:t>
+        </w:r>
+      </w:hyperlink>
+      <w:r>
+        <w:rPr>
+          <w:lang w:val="pt_PT" w:bidi="pt_PT"/>
+        </w:rPr>
+        <w:t xml:space="preserve"> (None KB)</w:t>
+      </w:r>
+      <w:r>
+        <w:rPr>
+          <w:lang w:val="pt_PT" w:bidi="pt_PT"/>
+        </w:rPr>
+      </w:r>
+      <w:r>
+        <w:rPr>
+          <w:lang w:val="pt_PT" w:bidi="pt_PT"/>
+        </w:rPr>
+      </w:r>
+    </w:p>
+    <w:p>
+      <w:pPr/>
+      <w:r>
+        <w:rPr>
+          <w:lang w:val="pt_PT" w:bidi="pt_PT"/>
+        </w:rPr>
+      </w:r>
+    </w:p>
+    <w:p>
+      <w:pPr>
+        <w:pStyle w:val="Heading2"/>
+      </w:pPr>
+      <w:r>
+        <w:rPr>
+          <w:lang w:val="pt_PT" w:bidi="pt_PT"/>
+        </w:rPr>
+        <w:t>ungir</w:t>
+      </w:r>
+      <w:r>
+        <w:rPr>
+          <w:lang w:val="pt_PT" w:bidi="pt_PT"/>
+        </w:rPr>
+      </w:r>
+    </w:p>
+    <w:p>
+      <w:pPr/>
+      <w:r>
+        <w:rPr>
+          <w:lang w:val="pt_PT" w:bidi="pt_PT"/>
+        </w:rPr>
+      </w:r>
+      <w:r>
+        <w:rPr>
+          <w:lang w:val="pt_PT" w:bidi="pt_PT"/>
+        </w:rPr>
+        <w:t xml:space="preserve">Quando as pessoas </w:t>
+      </w:r>
+      <w:r>
+        <w:rPr>
+          <w:b/>
+          <w:lang w:val="pt_PT" w:bidi="pt_PT"/>
+        </w:rPr>
+        <w:t>ungem</w:t>
+      </w:r>
+      <w:r>
+        <w:rPr>
+          <w:lang w:val="pt_PT" w:bidi="pt_PT"/>
+        </w:rPr>
+        <w:t xml:space="preserve"> um objeto ou um lugar, elas estão derramando óleo ou </w:t>
+      </w:r>
+      <w:hyperlink r:id="rId35">
+        <w:r>
+          <w:rPr>
+            <w:lang w:val="pt_PT" w:bidi="pt_PT"/>
+          </w:rPr>
+          <w:rPr>
+            <w:color w:val="0000EE"/>
+            <w:u w:val="single"/>
+          </w:rPr>
+          <w:t>vinho</w:t>
+        </w:r>
+      </w:hyperlink>
+      <w:r>
+        <w:rPr>
+          <w:lang w:val="pt_PT" w:bidi="pt_PT"/>
+        </w:rPr>
+        <w:t xml:space="preserve"> sobre o objeto ou lugar. Eles fazem isso para dedicar o objeto ou lugar a Deus. No Antigo Testamento, Jacó teve uma </w:t>
+      </w:r>
+      <w:hyperlink r:id="rId36">
+        <w:r>
+          <w:rPr>
+            <w:lang w:val="pt_PT" w:bidi="pt_PT"/>
+          </w:rPr>
+          <w:rPr>
+            <w:color w:val="0000EE"/>
+            <w:u w:val="single"/>
+          </w:rPr>
+          <w:t>visão</w:t>
+        </w:r>
+      </w:hyperlink>
+      <w:r>
+        <w:rPr>
+          <w:lang w:val="pt_PT" w:bidi="pt_PT"/>
+        </w:rPr>
+        <w:t xml:space="preserve"> de Deus enquanto ele estava dormindo com sua cabeça em uma pedra. Quando ele acordou, ele ungiu essa pedra com óleo para marcar esse lugar como </w:t>
+      </w:r>
+      <w:hyperlink r:id="rId37">
+        <w:r>
+          <w:rPr>
+            <w:lang w:val="pt_PT" w:bidi="pt_PT"/>
+          </w:rPr>
+          <w:rPr>
+            <w:color w:val="0000EE"/>
+            <w:u w:val="single"/>
+          </w:rPr>
+          <w:t>santo</w:t>
+        </w:r>
+      </w:hyperlink>
+      <w:r>
+        <w:rPr>
+          <w:lang w:val="pt_PT" w:bidi="pt_PT"/>
+        </w:rPr>
+        <w:t xml:space="preserve">, porque Deus havia falado com ele lá. Quando o povo de </w:t>
+      </w:r>
+      <w:hyperlink r:id="rId19">
+        <w:r>
+          <w:rPr>
+            <w:lang w:val="pt_PT" w:bidi="pt_PT"/>
+          </w:rPr>
+          <w:rPr>
+            <w:color w:val="0000EE"/>
+            <w:u w:val="single"/>
+          </w:rPr>
+          <w:t>Israel</w:t>
+        </w:r>
+      </w:hyperlink>
+      <w:r>
+        <w:rPr>
+          <w:lang w:val="pt_PT" w:bidi="pt_PT"/>
+        </w:rPr>
+        <w:t xml:space="preserve"> fez o </w:t>
+      </w:r>
+      <w:hyperlink r:id="rId38">
+        <w:r>
+          <w:rPr>
+            <w:lang w:val="pt_PT" w:bidi="pt_PT"/>
+          </w:rPr>
+          <w:rPr>
+            <w:color w:val="0000EE"/>
+            <w:u w:val="single"/>
+          </w:rPr>
+          <w:t>tabernáculo</w:t>
+        </w:r>
+      </w:hyperlink>
+      <w:r>
+        <w:rPr>
+          <w:lang w:val="pt_PT" w:bidi="pt_PT"/>
+        </w:rPr>
+        <w:t xml:space="preserve">, os </w:t>
+      </w:r>
+      <w:hyperlink r:id="rId23">
+        <w:r>
+          <w:rPr>
+            <w:lang w:val="pt_PT" w:bidi="pt_PT"/>
+          </w:rPr>
+          <w:rPr>
+            <w:color w:val="0000EE"/>
+            <w:u w:val="single"/>
+          </w:rPr>
+          <w:t>sacerdotes</w:t>
+        </w:r>
+      </w:hyperlink>
+      <w:r>
+        <w:rPr>
+          <w:lang w:val="pt_PT" w:bidi="pt_PT"/>
+        </w:rPr>
+        <w:t xml:space="preserve"> ungiram os objetos no tabernáculo para dedicá-los a Deus. Esses objetos agora eram sagrados, ou santos, e seriam usados apenas para o serviço especial de </w:t>
+      </w:r>
+      <w:hyperlink r:id="rId39">
+        <w:r>
+          <w:rPr>
+            <w:lang w:val="pt_PT" w:bidi="pt_PT"/>
+          </w:rPr>
+          <w:rPr>
+            <w:color w:val="0000EE"/>
+            <w:u w:val="single"/>
+          </w:rPr>
+          <w:t>adoração</w:t>
+        </w:r>
+      </w:hyperlink>
+      <w:r>
+        <w:rPr>
+          <w:lang w:val="pt_PT" w:bidi="pt_PT"/>
+        </w:rPr>
+        <w:t xml:space="preserve"> a Deus.</w:t>
+      </w:r>
+      <w:r>
+        <w:rPr>
+          <w:lang w:val="pt_PT" w:bidi="pt_PT"/>
+        </w:rPr>
+      </w:r>
+      <w:r>
+        <w:rPr>
+          <w:lang w:val="pt_PT" w:bidi="pt_PT"/>
+        </w:rPr>
+      </w:r>
+    </w:p>
+    <w:p>
+      <w:pPr/>
+      <w:r>
+        <w:rPr>
+          <w:lang w:val="pt_PT" w:bidi="pt_PT"/>
+        </w:rPr>
+      </w:r>
+    </w:p>
+    <w:p>
+      <w:pPr>
+        <w:pStyle w:val="Heading2"/>
+      </w:pPr>
+      <w:r>
+        <w:rPr>
+          <w:lang w:val="pt_PT" w:bidi="pt_PT"/>
+        </w:rPr>
+        <w:t>ungir</w:t>
+      </w:r>
+      <w:r>
+        <w:rPr>
+          <w:lang w:val="pt_PT" w:bidi="pt_PT"/>
+        </w:rPr>
+      </w:r>
+    </w:p>
+    <w:p>
+      <w:pPr>
+        <w:pStyle w:val="Heading4"/>
+      </w:pPr>
+      <w:r>
+        <w:rPr>
+          <w:lang w:val="pt_PT" w:bidi="pt_PT"/>
+        </w:rPr>
+        <w:t>Audio Content</w:t>
+      </w:r>
+      <w:r>
+        <w:rPr>
+          <w:lang w:val="pt_PT" w:bidi="pt_PT"/>
+        </w:rPr>
+      </w:r>
+    </w:p>
+    <w:p>
+      <w:pPr/>
+      <w:r>
+        <w:rPr>
+          <w:lang w:val="pt_PT" w:bidi="pt_PT"/>
+        </w:rPr>
+      </w:r>
+      <w:hyperlink r:id="rId34">
+        <w:r>
+          <w:rPr>
+            <w:lang w:val="pt_PT" w:bidi="pt_PT"/>
+          </w:rPr>
+          <w:rPr>
+            <w:color w:val="0000EE"/>
+            <w:u w:val="single"/>
+          </w:rPr>
+          <w:t>mp3 file</w:t>
+        </w:r>
+      </w:hyperlink>
+      <w:r>
+        <w:rPr>
+          <w:lang w:val="pt_PT" w:bidi="pt_PT"/>
+        </w:rPr>
+        <w:t xml:space="preserve"> (None KB)</w:t>
       </w:r>
       <w:r>
         <w:rPr>

--- a/por/docx/020.content.docx
+++ b/por/docx/020.content.docx
@@ -39,80 +39,37 @@
           <w:b/>
           <w:lang w:val="pt_PT" w:bidi="pt_PT"/>
         </w:rPr>
-        <w:t>Familiarization, Internalization, Articulation (Fia) Terms</w:t>
-      </w:r>
-      <w:r>
-        <w:rPr>
-          <w:lang w:val="pt_PT" w:bidi="pt_PT"/>
-        </w:rPr>
-        <w:t xml:space="preserve"> (Portuguese) is based on: </w:t>
-      </w:r>
-      <w:r>
-        <w:rPr>
-          <w:lang w:val="pt_PT" w:bidi="pt_PT"/>
-        </w:rPr>
-        <w:t>Familiarization, Internalization, Articulation (Fia) Terms</w:t>
-      </w:r>
-      <w:r>
-        <w:rPr>
-          <w:lang w:val="pt_PT" w:bidi="pt_PT"/>
-        </w:rPr>
-        <w:t xml:space="preserve">, </w:t>
-      </w:r>
-      <w:hyperlink r:id="rId13">
-        <w:r>
-          <w:rPr>
-            <w:lang w:val="pt_PT" w:bidi="pt_PT"/>
-          </w:rPr>
-          <w:rPr>
-            <w:color w:val="0000EE"/>
-            <w:u w:val="single"/>
-          </w:rPr>
-          <w:t>SRV Partners</w:t>
-        </w:r>
-      </w:hyperlink>
-      <w:r>
-        <w:rPr>
-          <w:lang w:val="pt_PT" w:bidi="pt_PT"/>
-        </w:rPr>
-        <w:t xml:space="preserve">, 2023, which is licensed under a </w:t>
-      </w:r>
-      <w:hyperlink r:id="rId14">
-        <w:r>
-          <w:rPr>
-            <w:lang w:val="pt_PT" w:bidi="pt_PT"/>
-          </w:rPr>
-          <w:rPr>
-            <w:color w:val="0000EE"/>
-            <w:u w:val="single"/>
-          </w:rPr>
-          <w:t>CC BY-SA 4.0 license</w:t>
-        </w:r>
-      </w:hyperlink>
-      <w:r>
-        <w:rPr>
-          <w:lang w:val="pt_PT" w:bidi="pt_PT"/>
-        </w:rPr>
-        <w:t>.</w:t>
-      </w:r>
-      <w:r>
-        <w:rPr>
-          <w:lang w:val="pt_PT" w:bidi="pt_PT"/>
-        </w:rPr>
-      </w:r>
-    </w:p>
-    <w:p>
-      <w:pPr/>
-      <w:r>
-        <w:rPr>
-          <w:lang w:val="pt_PT" w:bidi="pt_PT"/>
-        </w:rPr>
-      </w:r>
-      <w:r>
-        <w:rPr>
-          <w:lang w:val="pt_PT" w:bidi="pt_PT"/>
-        </w:rPr>
-        <w:t>This PDF version is provided under the same license.</w:t>
+        <w:t>Familiarization, Internalization, Articulation (FIA) Key Terms</w:t>
+      </w:r>
+      <w:r>
+        <w:rPr>
+          <w:lang w:val="pt_PT" w:bidi="pt_PT"/>
+        </w:rPr>
+        <w:t xml:space="preserve"> © 2023 SRV Partners Released under CC BY-SA 4.0 license. </w:t>
+      </w:r>
+      <w:r>
+        <w:rPr>
+          <w:lang w:val="pt_PT" w:bidi="pt_PT"/>
+        </w:rPr>
+        <w:t>Familiarization, Internalization, Articulation (FIA) Key Terms</w:t>
+      </w:r>
+      <w:r>
+        <w:rPr>
+          <w:lang w:val="pt_PT" w:bidi="pt_PT"/>
+        </w:rPr>
+        <w:t xml:space="preserve"> has been adapted in the following languages Tok Pisin, عربي, Français, हिंदी, Bahasa Indonesia, Português, Русский, Español, Kiswahili, 简体中文 from </w:t>
+      </w:r>
+      <w:r>
+        <w:rPr>
+          <w:lang w:val="pt_PT" w:bidi="pt_PT"/>
+        </w:rPr>
+        <w:t>Familiarization, Internalization, Articulation (FIA)</w:t>
+      </w:r>
+      <w:r>
+        <w:rPr>
+          <w:lang w:val="pt_PT" w:bidi="pt_PT"/>
+        </w:rPr>
+        <w:t xml:space="preserve"> © 2023 SRV Partners. Released under CC BY-SA 4.0 license by Mission Mutual</w:t>
       </w:r>
       <w:r>
         <w:rPr>
@@ -275,7 +232,7 @@
         </w:rPr>
         <w:t xml:space="preserve">No Antigo Testamento, antes que Deus desse a alguém uma tarefa especial, ele instruiria outra pessoa a derramar óleo sobre a cabeça dessa pessoa. O óleo era um símbolo para o </w:t>
       </w:r>
-      <w:hyperlink r:id="rId15">
+      <w:hyperlink r:id="rId13">
         <w:r>
           <w:rPr>
             <w:lang w:val="pt_PT" w:bidi="pt_PT"/>
@@ -293,7 +250,7 @@
         </w:rPr>
         <w:t xml:space="preserve">. Esse ritual deixava claro que Deus havia separado essa pessoa para um propósito especial. Também deixava claro que Deus estava dando </w:t>
       </w:r>
-      <w:hyperlink r:id="rId16">
+      <w:hyperlink r:id="rId14">
         <w:r>
           <w:rPr>
             <w:lang w:val="pt_PT" w:bidi="pt_PT"/>
@@ -311,7 +268,7 @@
         </w:rPr>
         <w:t xml:space="preserve"> especial a essa pessoa. A pessoa era então chamada de “ungida”. Por exemplo, Deus disse a Samuel para ungir </w:t>
       </w:r>
-      <w:hyperlink r:id="rId17">
+      <w:hyperlink r:id="rId15">
         <w:r>
           <w:rPr>
             <w:lang w:val="pt_PT" w:bidi="pt_PT"/>
@@ -329,7 +286,7 @@
         </w:rPr>
         <w:t xml:space="preserve"> como </w:t>
       </w:r>
-      <w:hyperlink r:id="rId18">
+      <w:hyperlink r:id="rId16">
         <w:r>
           <w:rPr>
             <w:lang w:val="pt_PT" w:bidi="pt_PT"/>
@@ -347,7 +304,7 @@
         </w:rPr>
         <w:t xml:space="preserve"> de </w:t>
       </w:r>
-      <w:hyperlink r:id="rId19">
+      <w:hyperlink r:id="rId17">
         <w:r>
           <w:rPr>
             <w:lang w:val="pt_PT" w:bidi="pt_PT"/>
@@ -365,7 +322,7 @@
         </w:rPr>
         <w:t xml:space="preserve">. Deus disse a Moisés para ungir Arão como </w:t>
       </w:r>
-      <w:hyperlink r:id="rId20">
+      <w:hyperlink r:id="rId18">
         <w:r>
           <w:rPr>
             <w:lang w:val="pt_PT" w:bidi="pt_PT"/>
@@ -383,7 +340,7 @@
         </w:rPr>
         <w:t xml:space="preserve">. E Deus disse ao profeta </w:t>
       </w:r>
-      <w:hyperlink r:id="rId21">
+      <w:hyperlink r:id="rId19">
         <w:r>
           <w:rPr>
             <w:lang w:val="pt_PT" w:bidi="pt_PT"/>
@@ -401,7 +358,7 @@
         </w:rPr>
         <w:t xml:space="preserve"> para ungir Eliseu como </w:t>
       </w:r>
-      <w:hyperlink r:id="rId22">
+      <w:hyperlink r:id="rId20">
         <w:r>
           <w:rPr>
             <w:lang w:val="pt_PT" w:bidi="pt_PT"/>
@@ -447,7 +404,7 @@
         </w:rPr>
         <w:t xml:space="preserve">As pessoas também poderiam ungir objetos. Os </w:t>
       </w:r>
-      <w:hyperlink r:id="rId23">
+      <w:hyperlink r:id="rId21">
         <w:r>
           <w:rPr>
             <w:lang w:val="pt_PT" w:bidi="pt_PT"/>
@@ -465,7 +422,7 @@
         </w:rPr>
         <w:t xml:space="preserve"> ungiam os objetos que eram usados no </w:t>
       </w:r>
-      <w:hyperlink r:id="rId24">
+      <w:hyperlink r:id="rId22">
         <w:r>
           <w:rPr>
             <w:lang w:val="pt_PT" w:bidi="pt_PT"/>
@@ -497,7 +454,7 @@
         </w:rPr>
         <w:t xml:space="preserve">O povo </w:t>
       </w:r>
-      <w:hyperlink r:id="rId25">
+      <w:hyperlink r:id="rId23">
         <w:r>
           <w:rPr>
             <w:lang w:val="pt_PT" w:bidi="pt_PT"/>
@@ -515,7 +472,7 @@
         </w:rPr>
         <w:t xml:space="preserve"> também usava a unção como uma atividade diária que não tinha significado especial. Eles usavam óleo de cheiro doce para cuidar de sua pele e seus cabelos. Jesus disse ao povo que, se eles </w:t>
       </w:r>
-      <w:hyperlink r:id="rId26">
+      <w:hyperlink r:id="rId24">
         <w:r>
           <w:rPr>
             <w:lang w:val="pt_PT" w:bidi="pt_PT"/>
@@ -547,7 +504,7 @@
         </w:rPr>
         <w:t xml:space="preserve">As pessoas também colocam algum óleo nos convidados para mostrar a eles que eles eram bem-vindos e honrados. Há duas histórias nos </w:t>
       </w:r>
-      <w:hyperlink r:id="rId27">
+      <w:hyperlink r:id="rId25">
         <w:r>
           <w:rPr>
             <w:lang w:val="pt_PT" w:bidi="pt_PT"/>
@@ -579,7 +536,7 @@
         </w:rPr>
         <w:t xml:space="preserve">O povo judeu também ungia o corpo de uma pessoa após sua morte. Depois que Jesus morreu, as mulheres levaram óleo de cheiro doce para o </w:t>
       </w:r>
-      <w:hyperlink r:id="rId28">
+      <w:hyperlink r:id="rId26">
         <w:r>
           <w:rPr>
             <w:lang w:val="pt_PT" w:bidi="pt_PT"/>
@@ -611,7 +568,7 @@
         </w:rPr>
         <w:t xml:space="preserve">No Novo Testamento, os primeiros </w:t>
       </w:r>
-      <w:hyperlink r:id="rId29">
+      <w:hyperlink r:id="rId27">
         <w:r>
           <w:rPr>
             <w:lang w:val="pt_PT" w:bidi="pt_PT"/>
@@ -629,7 +586,7 @@
         </w:rPr>
         <w:t xml:space="preserve"> às vezes usavam óleo junto com </w:t>
       </w:r>
-      <w:hyperlink r:id="rId30">
+      <w:hyperlink r:id="rId28">
         <w:r>
           <w:rPr>
             <w:lang w:val="pt_PT" w:bidi="pt_PT"/>
@@ -647,7 +604,7 @@
         </w:rPr>
         <w:t xml:space="preserve">, se alguém estivesse doente. O </w:t>
       </w:r>
-      <w:hyperlink r:id="rId31">
+      <w:hyperlink r:id="rId29">
         <w:r>
           <w:rPr>
             <w:lang w:val="pt_PT" w:bidi="pt_PT"/>
@@ -665,7 +622,7 @@
         </w:rPr>
         <w:t xml:space="preserve"> </w:t>
       </w:r>
-      <w:hyperlink r:id="rId32">
+      <w:hyperlink r:id="rId30">
         <w:r>
           <w:rPr>
             <w:lang w:val="pt_PT" w:bidi="pt_PT"/>
@@ -683,7 +640,7 @@
         </w:rPr>
         <w:t xml:space="preserve">, em sua carta, diz que, se alguém está doente, os outros </w:t>
       </w:r>
-      <w:hyperlink r:id="rId33">
+      <w:hyperlink r:id="rId31">
         <w:r>
           <w:rPr>
             <w:lang w:val="pt_PT" w:bidi="pt_PT"/>
@@ -759,7 +716,7 @@
           <w:lang w:val="pt_PT" w:bidi="pt_PT"/>
         </w:rPr>
       </w:r>
-      <w:hyperlink r:id="rId34">
+      <w:hyperlink r:id="rId32">
         <w:r>
           <w:rPr>
             <w:lang w:val="pt_PT" w:bidi="pt_PT"/>
@@ -896,7 +853,7 @@
           <w:lang w:val="pt_PT" w:bidi="pt_PT"/>
         </w:rPr>
       </w:r>
-      <w:hyperlink r:id="rId34">
+      <w:hyperlink r:id="rId32">
         <w:r>
           <w:rPr>
             <w:lang w:val="pt_PT" w:bidi="pt_PT"/>
@@ -975,7 +932,7 @@
         </w:rPr>
         <w:t xml:space="preserve"> um objeto ou um lugar, elas estão derramando óleo ou </w:t>
       </w:r>
-      <w:hyperlink r:id="rId35">
+      <w:hyperlink r:id="rId33">
         <w:r>
           <w:rPr>
             <w:lang w:val="pt_PT" w:bidi="pt_PT"/>
@@ -993,7 +950,7 @@
         </w:rPr>
         <w:t xml:space="preserve"> sobre o objeto ou lugar. Eles fazem isso para dedicar o objeto ou lugar a Deus. No Antigo Testamento, Jacó teve uma </w:t>
       </w:r>
-      <w:hyperlink r:id="rId36">
+      <w:hyperlink r:id="rId34">
         <w:r>
           <w:rPr>
             <w:lang w:val="pt_PT" w:bidi="pt_PT"/>
@@ -1011,7 +968,7 @@
         </w:rPr>
         <w:t xml:space="preserve"> de Deus enquanto ele estava dormindo com sua cabeça em uma pedra. Quando ele acordou, ele ungiu essa pedra com óleo para marcar esse lugar como </w:t>
       </w:r>
-      <w:hyperlink r:id="rId37">
+      <w:hyperlink r:id="rId35">
         <w:r>
           <w:rPr>
             <w:lang w:val="pt_PT" w:bidi="pt_PT"/>
@@ -1029,7 +986,7 @@
         </w:rPr>
         <w:t xml:space="preserve">, porque Deus havia falado com ele lá. Quando o povo de </w:t>
       </w:r>
-      <w:hyperlink r:id="rId19">
+      <w:hyperlink r:id="rId17">
         <w:r>
           <w:rPr>
             <w:lang w:val="pt_PT" w:bidi="pt_PT"/>
@@ -1047,7 +1004,7 @@
         </w:rPr>
         <w:t xml:space="preserve"> fez o </w:t>
       </w:r>
-      <w:hyperlink r:id="rId38">
+      <w:hyperlink r:id="rId36">
         <w:r>
           <w:rPr>
             <w:lang w:val="pt_PT" w:bidi="pt_PT"/>
@@ -1065,7 +1022,7 @@
         </w:rPr>
         <w:t xml:space="preserve">, os </w:t>
       </w:r>
-      <w:hyperlink r:id="rId23">
+      <w:hyperlink r:id="rId21">
         <w:r>
           <w:rPr>
             <w:lang w:val="pt_PT" w:bidi="pt_PT"/>
@@ -1083,7 +1040,7 @@
         </w:rPr>
         <w:t xml:space="preserve"> ungiram os objetos no tabernáculo para dedicá-los a Deus. Esses objetos agora eram sagrados, ou santos, e seriam usados apenas para o serviço especial de </w:t>
       </w:r>
-      <w:hyperlink r:id="rId39">
+      <w:hyperlink r:id="rId37">
         <w:r>
           <w:rPr>
             <w:lang w:val="pt_PT" w:bidi="pt_PT"/>
@@ -1159,7 +1116,7 @@
           <w:lang w:val="pt_PT" w:bidi="pt_PT"/>
         </w:rPr>
       </w:r>
-      <w:hyperlink r:id="rId34">
+      <w:hyperlink r:id="rId32">
         <w:r>
           <w:rPr>
             <w:lang w:val="pt_PT" w:bidi="pt_PT"/>

--- a/por/docx/020.content.docx
+++ b/por/docx/020.content.docx
@@ -45,7 +45,7 @@
         <w:rPr>
           <w:lang w:val="pt_PT" w:bidi="pt_PT"/>
         </w:rPr>
-        <w:t xml:space="preserve"> © 2023 SRV Partners Released under CC BY-SA 4.0 license. </w:t>
+        <w:t xml:space="preserve"> © 2025 Word Collective Released under CC BY-SA 4.0 license. </w:t>
       </w:r>
       <w:r>
         <w:rPr>
@@ -69,7 +69,7 @@
         <w:rPr>
           <w:lang w:val="pt_PT" w:bidi="pt_PT"/>
         </w:rPr>
-        <w:t xml:space="preserve"> © 2023 SRV Partners. Released under CC BY-SA 4.0 license by Mission Mutual</w:t>
+        <w:t xml:space="preserve"> © 2025 Word Collective. Released under CC BY-SA 4.0 license by Mission Mutual</w:t>
       </w:r>
       <w:r>
         <w:rPr>
